--- a/policies/build/masters_hco/HCO.MOM.11_v2_master.docx
+++ b/policies/build/masters_hco/HCO.MOM.11_v2_master.docx
@@ -773,7 +773,7 @@
           <w:sz w:val="22"/>
           <w:szCs w:val="22"/>
         </w:rPr>
-        <w:t xml:space="preserve">Boundaries: do not copy SHCO MOM wording. Do not overwrite HCO AAC or COP policies. Spell out abbreviations on first use in training materials. Guidebook Interpretation paragraphs were not available for MOM in this drafting environment — methods follow official OE text and chapter intent.</w:t>
+        <w:t xml:space="preserve">Boundaries: do not copy SHCO MOM wording. Do not overwrite HCO AAC or COP policies. Spell out abbreviations on first use in training materials. OE counts/levels/asterisks stay with the official portal Standards PDF. Method notes come from the Guidebook Interpretation paragraphs (scanned PDF md5 2c4489ee98de4ae9b49cba168ea9f42a).</w:t>
       </w:r>
     </w:p>
     <w:p>
@@ -941,6 +941,18 @@
           <w:sz w:val="22"/>
           <w:szCs w:val="22"/>
         </w:rPr>
+        <w:t xml:space="preserve">Method note (from guidebook interpretation): In this context, medication supplies and consumables refer to items which are used in patient care excluding medications and implants. The process shall address the issues of vendor selection, vendor evaluation, indenting process, generation of the purchase order and receipt of goods.</w:t>
+      </w:r>
+    </w:p>
+    <w:p>
+      <w:pPr>
+        <w:spacing w:after="140"/>
+      </w:pPr>
+      <w:r>
+        <w:rPr>
+          <w:sz w:val="22"/>
+          <w:szCs w:val="22"/>
+        </w:rPr>
         <w:t xml:space="preserve">This objective element is asterisked in the official Standards PDF — documentation of the process is required.</w:t>
       </w:r>
     </w:p>
@@ -979,6 +991,18 @@
     </w:p>
     <w:p>
       <w:pPr>
+        <w:spacing w:after="140"/>
+      </w:pPr>
+      <w:r>
+        <w:rPr>
+          <w:sz w:val="22"/>
+          <w:szCs w:val="22"/>
+        </w:rPr>
+        <w:t xml:space="preserve">Method note (from guidebook interpretation): The items shall be opened and used using relevant precautions to maintain sterility and integrity.</w:t>
+      </w:r>
+    </w:p>
+    <w:p>
+      <w:pPr>
         <w:pStyle w:val="Heading2"/>
         <w:spacing w:after="100" w:before="220"/>
       </w:pPr>
@@ -1012,6 +1036,18 @@
     </w:p>
     <w:p>
       <w:pPr>
+        <w:spacing w:after="140"/>
+      </w:pPr>
+      <w:r>
+        <w:rPr>
+          <w:sz w:val="22"/>
+          <w:szCs w:val="22"/>
+        </w:rPr>
+        <w:t xml:space="preserve">Method note (from guidebook interpretation): The organisation shall ensure that the storage requirements specified by the manufacturer are adhered to. This shall apply to all areas where these are stored, including wards. They shall be protected from loss or theft. Overall cleanliness of the storage area shall be maintained. Hazardous materials shall be identified and kept safely.</w:t>
+      </w:r>
+    </w:p>
+    <w:p>
+      <w:pPr>
         <w:pStyle w:val="Heading2"/>
         <w:spacing w:after="100" w:before="220"/>
       </w:pPr>
@@ -1045,6 +1081,18 @@
     </w:p>
     <w:p>
       <w:pPr>
+        <w:spacing w:after="140"/>
+      </w:pPr>
+      <w:r>
+        <w:rPr>
+          <w:sz w:val="22"/>
+          <w:szCs w:val="22"/>
+        </w:rPr>
+        <w:t xml:space="preserve">Method note (from guidebook interpretation): The organisation shall follow or demonstrate ABC, VED, FSN, First Expiry First Out, lead time analysis, etc.</w:t>
+      </w:r>
+    </w:p>
+    <w:p>
+      <w:pPr>
         <w:pStyle w:val="Heading2"/>
         <w:spacing w:after="100" w:before="220"/>
       </w:pPr>
@@ -1074,6 +1122,18 @@
           <w:szCs w:val="22"/>
         </w:rPr>
         <w:t xml:space="preserve">Failed items are quarantined, not used. User departments may refuse a pack that fails condition check at the point of use and return it with a note.</w:t>
+      </w:r>
+    </w:p>
+    <w:p>
+      <w:pPr>
+        <w:spacing w:after="140"/>
+      </w:pPr>
+      <w:r>
+        <w:rPr>
+          <w:sz w:val="22"/>
+          <w:szCs w:val="22"/>
+        </w:rPr>
+        <w:t xml:space="preserve">Method note (from guidebook interpretation): Medical supplies and consumables shall be in a condition suitable for safe usage. The condition of these materials shall be checked before dispensing and usage. For example, opened up package, damp cotton roll, physical damage, and discolouration.</w:t>
       </w:r>
     </w:p>
     <w:p>
@@ -2212,7 +2272,7 @@
           <w:sz w:val="22"/>
           <w:szCs w:val="22"/>
         </w:rPr>
-        <w:t xml:space="preserve">National Accreditation Board for Hospitals and Healthcare Providers (NABH), Accreditation Standards for Hospitals, 6th Edition (January 2025) — Management of Medication, standard MOM.11. Official portal PDF.</w:t>
+        <w:t xml:space="preserve">National Accreditation Board for Hospitals and Healthcare Providers (NABH), Accreditation Standards for Hospitals, 6th Edition (January 2025) — Management of Medication, standard MOM.11. Official portal PDF (OE text, counts, levels, asterisks).</w:t>
       </w:r>
     </w:p>
     <w:p>
@@ -2229,7 +2289,24 @@
           <w:sz w:val="22"/>
           <w:szCs w:val="22"/>
         </w:rPr>
-        <w:t xml:space="preserve">Internal documents of «Hospital Name»: written guidance, formulary, high-risk and emergency-medication lists, registers and incident forms named for MOM.11.</w:t>
+        <w:t xml:space="preserve">NABH Guidebook to Accreditation Standards for Hospitals, 6th Edition — MOM.11 interpretations (source PDF md5 2c4489ee98de4ae9b49cba168ea9f42a; OCR policies/source/hco6_mom_guidebook_ocr.txt).</w:t>
+      </w:r>
+    </w:p>
+    <w:p>
+      <w:pPr>
+        <w:pStyle w:val="ListParagraph"/>
+        <w:numPr>
+          <w:ilvl w:val="0"/>
+          <w:numId w:val="1"/>
+        </w:numPr>
+        <w:spacing w:after="60"/>
+      </w:pPr>
+      <w:r>
+        <w:rPr>
+          <w:sz w:val="22"/>
+          <w:szCs w:val="22"/>
+        </w:rPr>
+        <w:t xml:space="preserve">Internal documents of «Hospital Name»: Medication Management Manual, formulary, high-risk and emergency-medication lists, registers and incident forms named for MOM.11.</w:t>
       </w:r>
     </w:p>
     <w:p>

--- a/policies/build/masters_hco/HCO.MOM.11_v2_master.docx
+++ b/policies/build/masters_hco/HCO.MOM.11_v2_master.docx
@@ -773,7 +773,7 @@
           <w:sz w:val="22"/>
           <w:szCs w:val="22"/>
         </w:rPr>
-        <w:t xml:space="preserve">Boundaries: do not copy SHCO MOM wording. Do not overwrite HCO AAC or COP policies. Spell out abbreviations on first use in training materials. OE counts/levels/asterisks stay with the official portal Standards PDF. Method notes come from the Guidebook Interpretation paragraphs (scanned PDF md5 2c4489ee98de4ae9b49cba168ea9f42a).</w:t>
+        <w:t xml:space="preserve">Boundaries: do not overwrite HCO AAC or COP policies. Spell out abbreviations on first use in training materials. OE counts/levels/asterisks stay with the official portal Standards PDF. Method notes come from the Guidebook Interpretation paragraphs (scanned PDF md5 2c4489ee98de4ae9b49cba168ea9f42a).</w:t>
       </w:r>
     </w:p>
     <w:p>
@@ -851,7 +851,7 @@
           <w:sz w:val="22"/>
           <w:szCs w:val="22"/>
         </w:rPr>
-        <w:t xml:space="preserve">3. Do not skip: Medical supplies and consumables are stored in a clean, safe and secure environment; incorporating the manu...</w:t>
+        <w:t xml:space="preserve">3. Do not skip: Medical supplies and consumables are stored in a clean, safe and secure environment; incorporating the...</w:t>
       </w:r>
     </w:p>
     <w:p>
@@ -905,7 +905,7 @@
         <w:spacing w:after="100" w:before="220"/>
       </w:pPr>
       <w:r>
-        <w:t xml:space="preserve">5.1 The organisation adheres to the defined process for the acquisition o...</w:t>
+        <w:t xml:space="preserve">5.1 The organisation adheres to the defined process for the acquisition of...</w:t>
       </w:r>
     </w:p>
     <w:p>
@@ -962,7 +962,7 @@
         <w:spacing w:after="100" w:before="220"/>
       </w:pPr>
       <w:r>
-        <w:t xml:space="preserve">5.2 Medical supplies and consumables are used in a safe manner, where app...</w:t>
+        <w:t xml:space="preserve">5.2 Medical supplies and consumables are used in a safe manner, where...</w:t>
       </w:r>
     </w:p>
     <w:p>
@@ -1007,7 +1007,7 @@
         <w:spacing w:after="100" w:before="220"/>
       </w:pPr>
       <w:r>
-        <w:t xml:space="preserve">5.3 Medical supplies and consumables are stored in a clean, safe and secu...</w:t>
+        <w:t xml:space="preserve">5.3 Medical supplies and consumables are stored in a clean, safe and secure...</w:t>
       </w:r>
     </w:p>
     <w:p>
@@ -1052,7 +1052,7 @@
         <w:spacing w:after="100" w:before="220"/>
       </w:pPr>
       <w:r>
-        <w:t xml:space="preserve">5.4 Sound inventory control practices guide storage of medical supplies a...</w:t>
+        <w:t xml:space="preserve">5.4 Sound inventory control practices guide storage of medical supplies and...</w:t>
       </w:r>
     </w:p>
     <w:p>
@@ -1097,7 +1097,7 @@
         <w:spacing w:after="100" w:before="220"/>
       </w:pPr>
       <w:r>
-        <w:t xml:space="preserve">5.5 There is a mechanism in place to verify the condition of medical supp...</w:t>
+        <w:t xml:space="preserve">5.5 There is a mechanism in place to verify the condition of medical...</w:t>
       </w:r>
     </w:p>
     <w:p>
@@ -1143,6 +1143,20 @@
       </w:pPr>
       <w:r>
         <w:t xml:space="preserve">6. Governance and responsibility</w:t>
+      </w:r>
+    </w:p>
+    <w:p>
+      <w:pPr>
+        <w:spacing w:after="20" w:before="100"/>
+      </w:pPr>
+      <w:r>
+        <w:rPr>
+          <w:b/>
+          <w:bCs/>
+          <w:sz w:val="22"/>
+          <w:szCs w:val="22"/>
+        </w:rPr>
+        <w:t xml:space="preserve">Medical Superintendent</w:t>
       </w:r>
     </w:p>
     <w:p>
@@ -1159,7 +1173,7 @@
           <w:sz w:val="22"/>
           <w:szCs w:val="22"/>
         </w:rPr>
-        <w:t xml:space="preserve">Medical Superintendent</w:t>
+        <w:t xml:space="preserve">Accountable that MOM.11 is resourced and followed.</w:t>
       </w:r>
     </w:p>
     <w:p>
@@ -1176,7 +1190,21 @@
           <w:sz w:val="22"/>
           <w:szCs w:val="22"/>
         </w:rPr>
-        <w:t xml:space="preserve">Accountable that MOM.11 is resourced and followed.</w:t>
+        <w:t xml:space="preserve">Designates the Medication Safety Officer (chapter intent) where that role is required for this standard.</w:t>
+      </w:r>
+    </w:p>
+    <w:p>
+      <w:pPr>
+        <w:spacing w:after="20" w:before="100"/>
+      </w:pPr>
+      <w:r>
+        <w:rPr>
+          <w:b/>
+          <w:bCs/>
+          <w:sz w:val="22"/>
+          <w:szCs w:val="22"/>
+        </w:rPr>
+        <w:t xml:space="preserve">Stores In-Charge</w:t>
       </w:r>
     </w:p>
     <w:p>
@@ -1193,7 +1221,21 @@
           <w:sz w:val="22"/>
           <w:szCs w:val="22"/>
         </w:rPr>
-        <w:t xml:space="preserve">Designates the Medication Safety Officer (chapter intent) where that role is required for this standard.</w:t>
+        <w:t xml:space="preserve">Owns day-to-day implementation and records for this standard.</w:t>
+      </w:r>
+    </w:p>
+    <w:p>
+      <w:pPr>
+        <w:spacing w:after="20" w:before="100"/>
+      </w:pPr>
+      <w:r>
+        <w:rPr>
+          <w:b/>
+          <w:bCs/>
+          <w:sz w:val="22"/>
+          <w:szCs w:val="22"/>
+        </w:rPr>
+        <w:t xml:space="preserve">Medication Safety Officer</w:t>
       </w:r>
     </w:p>
     <w:p>
@@ -1210,7 +1252,21 @@
           <w:sz w:val="22"/>
           <w:szCs w:val="22"/>
         </w:rPr>
-        <w:t xml:space="preserve">Stores In-Charge</w:t>
+        <w:t xml:space="preserve">Coordinates medication-safety processes that cut across MOM standards; brings incidents and audits to the Drug and Therapeutics Committee.</w:t>
+      </w:r>
+    </w:p>
+    <w:p>
+      <w:pPr>
+        <w:spacing w:after="20" w:before="100"/>
+      </w:pPr>
+      <w:r>
+        <w:rPr>
+          <w:b/>
+          <w:bCs/>
+          <w:sz w:val="22"/>
+          <w:szCs w:val="22"/>
+        </w:rPr>
+        <w:t xml:space="preserve">Pharmacy / nursing / treating doctors (as applicable)</w:t>
       </w:r>
     </w:p>
     <w:p>
@@ -1227,7 +1283,21 @@
           <w:sz w:val="22"/>
           <w:szCs w:val="22"/>
         </w:rPr>
-        <w:t xml:space="preserve">Owns day-to-day implementation and records for this standard.</w:t>
+        <w:t xml:space="preserve">Deliver the process as written; escalate stop-work triggers without delay.</w:t>
+      </w:r>
+    </w:p>
+    <w:p>
+      <w:pPr>
+        <w:spacing w:after="20" w:before="100"/>
+      </w:pPr>
+      <w:r>
+        <w:rPr>
+          <w:b/>
+          <w:bCs/>
+          <w:sz w:val="22"/>
+          <w:szCs w:val="22"/>
+        </w:rPr>
+        <w:t xml:space="preserve">Quality Coordinator</w:t>
       </w:r>
     </w:p>
     <w:p>
@@ -1244,7 +1314,28 @@
           <w:sz w:val="22"/>
           <w:szCs w:val="22"/>
         </w:rPr>
-        <w:t xml:space="preserve">Medication Safety Officer</w:t>
+        <w:t xml:space="preserve">Audits this policy «quarterly»; holds training acknowledgements.</w:t>
+      </w:r>
+    </w:p>
+    <w:p>
+      <w:pPr>
+        <w:pStyle w:val="Heading1"/>
+        <w:spacing w:after="120" w:before="280"/>
+      </w:pPr>
+      <w:r>
+        <w:t xml:space="preserve">7. Quality monitoring (RCA → CAPA)</w:t>
+      </w:r>
+    </w:p>
+    <w:p>
+      <w:pPr>
+        <w:spacing w:after="140"/>
+      </w:pPr>
+      <w:r>
+        <w:rPr>
+          <w:sz w:val="22"/>
+          <w:szCs w:val="22"/>
+        </w:rPr>
+        <w:t xml:space="preserve">The Quality Coordinator audits this policy «quarterly». The audit reviews:</w:t>
       </w:r>
     </w:p>
     <w:p>
@@ -1261,7 +1352,7 @@
           <w:sz w:val="22"/>
           <w:szCs w:val="22"/>
         </w:rPr>
-        <w:t xml:space="preserve">Coordinates medication-safety processes that cut across MOM standards; brings incidents and audits to the Drug and Therapeutics Committee.</w:t>
+        <w:t xml:space="preserve">Records for a sample of this standard's objective elements, checked against the What-we-do steps.</w:t>
       </w:r>
     </w:p>
     <w:p>
@@ -1278,7 +1369,7 @@
           <w:sz w:val="22"/>
           <w:szCs w:val="22"/>
         </w:rPr>
-        <w:t xml:space="preserve">Pharmacy / nursing / treating doctors (as applicable)</w:t>
+        <w:t xml:space="preserve">Documentary evidence is on file for each asterisked objective element in the sample.</w:t>
       </w:r>
     </w:p>
     <w:p>
@@ -1295,142 +1386,19 @@
           <w:sz w:val="22"/>
           <w:szCs w:val="22"/>
         </w:rPr>
-        <w:t xml:space="preserve">Deliver the process as written; escalate stop-work triggers without delay.</w:t>
-      </w:r>
-    </w:p>
-    <w:p>
-      <w:pPr>
-        <w:pStyle w:val="ListParagraph"/>
-        <w:numPr>
-          <w:ilvl w:val="0"/>
-          <w:numId w:val="1"/>
-        </w:numPr>
-        <w:spacing w:after="60"/>
-      </w:pPr>
-      <w:r>
-        <w:rPr>
-          <w:sz w:val="22"/>
-          <w:szCs w:val="22"/>
-        </w:rPr>
-        <w:t xml:space="preserve">Quality Coordinator</w:t>
-      </w:r>
-    </w:p>
-    <w:p>
-      <w:pPr>
-        <w:pStyle w:val="ListParagraph"/>
-        <w:numPr>
-          <w:ilvl w:val="0"/>
-          <w:numId w:val="1"/>
-        </w:numPr>
-        <w:spacing w:after="60"/>
-      </w:pPr>
-      <w:r>
-        <w:rPr>
-          <w:sz w:val="22"/>
-          <w:szCs w:val="22"/>
-        </w:rPr>
-        <w:t xml:space="preserve">Audits this policy «quarterly»; holds training acknowledgements.</w:t>
-      </w:r>
-    </w:p>
-    <w:p>
-      <w:pPr>
-        <w:pStyle w:val="Heading1"/>
-        <w:spacing w:after="120" w:before="280"/>
-      </w:pPr>
-      <w:r>
-        <w:t xml:space="preserve">7. Quality monitoring (RCA → CAPA)</w:t>
-      </w:r>
-    </w:p>
-    <w:p>
-      <w:pPr>
-        <w:spacing w:after="140"/>
-      </w:pPr>
-      <w:r>
-        <w:rPr>
-          <w:sz w:val="22"/>
-          <w:szCs w:val="22"/>
-        </w:rPr>
-        <w:t xml:space="preserve">The Quality Coordinator audits this policy «quarterly».</w:t>
-      </w:r>
-    </w:p>
-    <w:p>
-      <w:pPr>
-        <w:spacing w:after="140"/>
-      </w:pPr>
-      <w:r>
-        <w:rPr>
-          <w:sz w:val="22"/>
-          <w:szCs w:val="22"/>
-        </w:rPr>
-        <w:t xml:space="preserve">What is monitored each quarter:</w:t>
-      </w:r>
-    </w:p>
-    <w:p>
-      <w:pPr>
-        <w:pStyle w:val="ListParagraph"/>
-        <w:numPr>
-          <w:ilvl w:val="0"/>
-          <w:numId w:val="1"/>
-        </w:numPr>
-        <w:spacing w:after="60"/>
-      </w:pPr>
-      <w:r>
-        <w:rPr>
-          <w:sz w:val="22"/>
-          <w:szCs w:val="22"/>
-        </w:rPr>
-        <w:t xml:space="preserve">Sample of records for each OE MOM.11.a–e.</w:t>
-      </w:r>
-    </w:p>
-    <w:p>
-      <w:pPr>
-        <w:pStyle w:val="ListParagraph"/>
-        <w:numPr>
-          <w:ilvl w:val="0"/>
-          <w:numId w:val="1"/>
-        </w:numPr>
-        <w:spacing w:after="60"/>
-      </w:pPr>
-      <w:r>
-        <w:rPr>
-          <w:sz w:val="22"/>
-          <w:szCs w:val="22"/>
-        </w:rPr>
-        <w:t xml:space="preserve">Asterisked elements (a) have document evidence as required.</w:t>
-      </w:r>
-    </w:p>
-    <w:p>
-      <w:pPr>
-        <w:pStyle w:val="ListParagraph"/>
-        <w:numPr>
-          <w:ilvl w:val="0"/>
-          <w:numId w:val="1"/>
-        </w:numPr>
-        <w:spacing w:after="60"/>
-      </w:pPr>
-      <w:r>
-        <w:rPr>
-          <w:sz w:val="22"/>
-          <w:szCs w:val="22"/>
-        </w:rPr>
-        <w:t xml:space="preserve">CORE elements (none) show no critical gaps in the sample.</w:t>
-      </w:r>
-    </w:p>
-    <w:p>
-      <w:pPr>
-        <w:pStyle w:val="ListParagraph"/>
-        <w:numPr>
-          <w:ilvl w:val="0"/>
-          <w:numId w:val="1"/>
-        </w:numPr>
-        <w:spacing w:after="60"/>
-      </w:pPr>
-      <w:r>
-        <w:rPr>
-          <w:sz w:val="22"/>
-          <w:szCs w:val="22"/>
-        </w:rPr>
         <w:t xml:space="preserve">Stop-work events (if any) are logged with outcome.</w:t>
+      </w:r>
+    </w:p>
+    <w:p>
+      <w:pPr>
+        <w:spacing w:after="140"/>
+      </w:pPr>
+      <w:r>
+        <w:rPr>
+          <w:sz w:val="22"/>
+          <w:szCs w:val="22"/>
+        </w:rPr>
+        <w:t xml:space="preserve">Root-cause analysis is required when a gap found in this audit remains open beyond «90 days».</w:t>
       </w:r>
     </w:p>
     <w:p>
@@ -2993,7 +2961,7 @@
           <w:sz w:val="22"/>
           <w:szCs w:val="22"/>
         </w:rPr>
-        <w:t xml:space="preserve">Records showing MOM.11.a was followed for sampled patients/cases.</w:t>
+        <w:t xml:space="preserve">Defined acquisition process — approved vendors, specifications, receipt check.</w:t>
       </w:r>
     </w:p>
     <w:p>
@@ -3010,7 +2978,7 @@
           <w:sz w:val="22"/>
           <w:szCs w:val="22"/>
         </w:rPr>
-        <w:t xml:space="preserve">Written guidance / protocol referenced for this element (where required).</w:t>
+        <w:t xml:space="preserve">Stores In-Charge ownership record.</w:t>
       </w:r>
     </w:p>
     <w:p>
@@ -3027,7 +2995,16 @@
           <w:sz w:val="22"/>
           <w:szCs w:val="22"/>
         </w:rPr>
-        <w:t xml:space="preserve">Audit sample notes for MOM.11.a reviewed «quarterly».</w:t>
+        <w:t xml:space="preserve">Next-working-day entry record for any documented emergency purchase.</w:t>
+      </w:r>
+    </w:p>
+    <w:p>
+      <w:pPr>
+        <w:pStyle w:val="Heading2"/>
+        <w:spacing w:after="100" w:before="220"/>
+      </w:pPr>
+      <w:r>
+        <w:t xml:space="preserve">MOM.11.b — Medical supplies and consumables are used in a safe manner, where appropriate.</w:t>
       </w:r>
     </w:p>
     <w:p>
@@ -3044,16 +3021,7 @@
           <w:sz w:val="22"/>
           <w:szCs w:val="22"/>
         </w:rPr>
-        <w:t xml:space="preserve">Documented evidence specifically required by the asterisked objective element.</w:t>
-      </w:r>
-    </w:p>
-    <w:p>
-      <w:pPr>
-        <w:pStyle w:val="Heading2"/>
-        <w:spacing w:after="100" w:before="220"/>
-      </w:pPr>
-      <w:r>
-        <w:t xml:space="preserve">MOM.11.b — Medical supplies and consumables are used in a safe manner, where appropriate.</w:t>
+        <w:t xml:space="preserve">Intended-use record — sterile items kept sterile, single-use items not reused, opening-date on multi-use bottles.</w:t>
       </w:r>
     </w:p>
     <w:p>
@@ -3070,7 +3038,7 @@
           <w:sz w:val="22"/>
           <w:szCs w:val="22"/>
         </w:rPr>
-        <w:t xml:space="preserve">Records showing MOM.11.b was followed for sampled patients/cases.</w:t>
+        <w:t xml:space="preserve">Incident record for any unsafe-use event reported.</w:t>
       </w:r>
     </w:p>
     <w:p>
@@ -3087,7 +3055,16 @@
           <w:sz w:val="22"/>
           <w:szCs w:val="22"/>
         </w:rPr>
-        <w:t xml:space="preserve">Written guidance / protocol referenced for this element (where required).</w:t>
+        <w:t xml:space="preserve">Confirmation no improvised off-label device use occurred.</w:t>
+      </w:r>
+    </w:p>
+    <w:p>
+      <w:pPr>
+        <w:pStyle w:val="Heading2"/>
+        <w:spacing w:after="100" w:before="220"/>
+      </w:pPr>
+      <w:r>
+        <w:t xml:space="preserve">MOM.11.c — Medical supplies and consumables are stored in a clean, safe and secure environment; incorporating the manufacturer's recommendation(s).</w:t>
       </w:r>
     </w:p>
     <w:p>
@@ -3104,16 +3081,7 @@
           <w:sz w:val="22"/>
           <w:szCs w:val="22"/>
         </w:rPr>
-        <w:t xml:space="preserve">Audit sample notes for MOM.11.b reviewed «quarterly».</w:t>
-      </w:r>
-    </w:p>
-    <w:p>
-      <w:pPr>
-        <w:pStyle w:val="Heading2"/>
-        <w:spacing w:after="100" w:before="220"/>
-      </w:pPr>
-      <w:r>
-        <w:t xml:space="preserve">MOM.11.c — Medical supplies and consumables are stored in a clean, safe and secure environment; incorporating the manufacturer's recommendation(s).</w:t>
+        <w:t xml:space="preserve">Clean, safe, secure storage record following manufacturer recommendation.</w:t>
       </w:r>
     </w:p>
     <w:p>
@@ -3130,7 +3098,7 @@
           <w:sz w:val="22"/>
           <w:szCs w:val="22"/>
         </w:rPr>
-        <w:t xml:space="preserve">Records showing MOM.11.c was followed for sampled patients/cases.</w:t>
+        <w:t xml:space="preserve">Sterile-store physical-separation record from dirty utility.</w:t>
       </w:r>
     </w:p>
     <w:p>
@@ -3147,7 +3115,16 @@
           <w:sz w:val="22"/>
           <w:szCs w:val="22"/>
         </w:rPr>
-        <w:t xml:space="preserve">Written guidance / protocol referenced for this element (where required).</w:t>
+        <w:t xml:space="preserve">Confirmation food and medications were not mixed into general consumable racks.</w:t>
+      </w:r>
+    </w:p>
+    <w:p>
+      <w:pPr>
+        <w:pStyle w:val="Heading2"/>
+        <w:spacing w:after="100" w:before="220"/>
+      </w:pPr>
+      <w:r>
+        <w:t xml:space="preserve">MOM.11.d — Sound inventory control practices guide storage of medical supplies and consumables.</w:t>
       </w:r>
     </w:p>
     <w:p>
@@ -3164,16 +3141,7 @@
           <w:sz w:val="22"/>
           <w:szCs w:val="22"/>
         </w:rPr>
-        <w:t xml:space="preserve">Audit sample notes for MOM.11.c reviewed «quarterly».</w:t>
-      </w:r>
-    </w:p>
-    <w:p>
-      <w:pPr>
-        <w:pStyle w:val="Heading2"/>
-        <w:spacing w:after="100" w:before="220"/>
-      </w:pPr>
-      <w:r>
-        <w:t xml:space="preserve">MOM.11.d — Sound inventory control practices guide storage of medical supplies and consumables.</w:t>
+        <w:t xml:space="preserve">Documented inventory-control method — stock levels, FEFO, indent cycle.</w:t>
       </w:r>
     </w:p>
     <w:p>
@@ -3190,7 +3158,7 @@
           <w:sz w:val="22"/>
           <w:szCs w:val="22"/>
         </w:rPr>
-        <w:t xml:space="preserve">Records showing MOM.11.d was followed for sampled patients/cases.</w:t>
+        <w:t xml:space="preserve">Monthly stores-round expiry/damaged-stock removal record.</w:t>
       </w:r>
     </w:p>
     <w:p>
@@ -3207,7 +3175,16 @@
           <w:sz w:val="22"/>
           <w:szCs w:val="22"/>
         </w:rPr>
-        <w:t xml:space="preserve">Written guidance / protocol referenced for this element (where required).</w:t>
+        <w:t xml:space="preserve">Stock-movement traceability record from receipt to issue for a sampled item.</w:t>
+      </w:r>
+    </w:p>
+    <w:p>
+      <w:pPr>
+        <w:pStyle w:val="Heading2"/>
+        <w:spacing w:after="100" w:before="220"/>
+      </w:pPr>
+      <w:r>
+        <w:t xml:space="preserve">MOM.11.e — There is a mechanism in place to verify the condition of medical supplies and consumables.</w:t>
       </w:r>
     </w:p>
     <w:p>
@@ -3224,16 +3201,7 @@
           <w:sz w:val="22"/>
           <w:szCs w:val="22"/>
         </w:rPr>
-        <w:t xml:space="preserve">Audit sample notes for MOM.11.d reviewed «quarterly».</w:t>
-      </w:r>
-    </w:p>
-    <w:p>
-      <w:pPr>
-        <w:pStyle w:val="Heading2"/>
-        <w:spacing w:after="100" w:before="220"/>
-      </w:pPr>
-      <w:r>
-        <w:t xml:space="preserve">MOM.11.e — There is a mechanism in place to verify the condition of medical supplies and consumables.</w:t>
+        <w:t xml:space="preserve">Pre-issue condition-verification record — package integrity, sterility indicator, expiry, cold-chain logger where needed.</w:t>
       </w:r>
     </w:p>
     <w:p>
@@ -3250,7 +3218,7 @@
           <w:sz w:val="22"/>
           <w:szCs w:val="22"/>
         </w:rPr>
-        <w:t xml:space="preserve">Records showing MOM.11.e was followed for sampled patients/cases.</w:t>
+        <w:t xml:space="preserve">Quarantine record for any failed item.</w:t>
       </w:r>
     </w:p>
     <w:p>
@@ -3267,24 +3235,7 @@
           <w:sz w:val="22"/>
           <w:szCs w:val="22"/>
         </w:rPr>
-        <w:t xml:space="preserve">Written guidance / protocol referenced for this element (where required).</w:t>
-      </w:r>
-    </w:p>
-    <w:p>
-      <w:pPr>
-        <w:pStyle w:val="ListParagraph"/>
-        <w:numPr>
-          <w:ilvl w:val="0"/>
-          <w:numId w:val="1"/>
-        </w:numPr>
-        <w:spacing w:after="60"/>
-      </w:pPr>
-      <w:r>
-        <w:rPr>
-          <w:sz w:val="22"/>
-          <w:szCs w:val="22"/>
-        </w:rPr>
-        <w:t xml:space="preserve">Audit sample notes for MOM.11.e reviewed «quarterly».</w:t>
+        <w:t xml:space="preserve">User-department return-with-note record for a failed pack.</w:t>
       </w:r>
     </w:p>
     <w:p>

--- a/policies/build/masters_hco/HCO.MOM.11_v2_master.docx
+++ b/policies/build/masters_hco/HCO.MOM.11_v2_master.docx
@@ -692,7 +692,7 @@
           <w:sz w:val="22"/>
           <w:szCs w:val="22"/>
         </w:rPr>
-        <w:t xml:space="preserve">It covers objective elements MOM.11.a–e (5 elements).</w:t>
+        <w:t xml:space="preserve">This policy covers all 5 requirements under this standard, listed in detail below.</w:t>
       </w:r>
     </w:p>
     <w:p>
@@ -716,7 +716,7 @@
           <w:sz w:val="22"/>
           <w:szCs w:val="22"/>
         </w:rPr>
-        <w:t xml:space="preserve">This policy owns MOM.11. Related AAC, COP, PRE, IPC/HIC and HRM duties stay with those policies — cross-reference only. Other MOM standards stay with their own policies.</w:t>
+        <w:t xml:space="preserve">This policy covers storage and availability of medical supplies and consumables specifically. Related duties — like patient assessment, clinical care, patient rights, infection control, or staffing — are covered in the hospital's other policies, not repeated here. Other MOM standards stay with their own policies.</w:t>
       </w:r>
     </w:p>
     <w:p>
@@ -761,19 +761,19 @@
           <w:sz w:val="22"/>
           <w:szCs w:val="22"/>
         </w:rPr>
-        <w:t xml:space="preserve">It covers 5 objective elements (MOM.11.a, MOM.11.b, MOM.11.c, MOM.11.d, MOM.11.e).</w:t>
-      </w:r>
-    </w:p>
-    <w:p>
-      <w:pPr>
-        <w:spacing w:after="140"/>
-      </w:pPr>
-      <w:r>
-        <w:rPr>
-          <w:sz w:val="22"/>
-          <w:szCs w:val="22"/>
-        </w:rPr>
-        <w:t xml:space="preserve">Boundaries: do not overwrite HCO AAC or COP policies. Spell out abbreviations on first use in training materials. OE counts/levels/asterisks stay with the official portal Standards PDF. Method notes come from the Guidebook Interpretation paragraphs (scanned PDF md5 2c4489ee98de4ae9b49cba168ea9f42a).</w:t>
+        <w:t xml:space="preserve">This policy covers all 5 requirements under this standard, listed in detail below.</w:t>
+      </w:r>
+    </w:p>
+    <w:p>
+      <w:pPr>
+        <w:spacing w:after="140"/>
+      </w:pPr>
+      <w:r>
+        <w:rPr>
+          <w:sz w:val="22"/>
+          <w:szCs w:val="22"/>
+        </w:rPr>
+        <w:t xml:space="preserve">This policy covers storage and availability of medical supplies and consumables specifically. Related duties — like patient assessment, clinical care, patient rights, infection control, or staffing — are covered in the hospital's other policies, not repeated here. Spell out abbreviations on first use in training materials. OE counts/levels/asterisks stay with the official portal Standards PDF. Method notes come from the Guidebook Interpretation paragraphs (scanned PDF md5 2c4489ee98de4ae9b49cba168ea9f42a).</w:t>
       </w:r>
     </w:p>
     <w:p>
